--- a/stellenbeschreibungen/Stellenbeschreibung_QS_ENTWURF.docx
+++ b/stellenbeschreibungen/Stellenbeschreibung_QS_ENTWURF.docx
@@ -471,6 +471,66 @@
           <w:b/>
           <w:bCs/>
         </w:rPr>
+        <w:t xml:space="preserve">Qualifikation</w:t>
+      </w:r>
+    </w:p>
+    <w:p>
+      <w:pPr>
+        <w:spacing w:after="160"/>
+      </w:pPr>
+      <w:r>
+        <w:rPr>
+          <w:rFonts w:ascii="Calibri" w:cs="Calibri" w:eastAsia="Calibri" w:hAnsi="Calibri"/>
+          <w:i/>
+          <w:iCs/>
+          <w:color w:val="5C6169"/>
+          <w:sz w:val="20"/>
+          <w:szCs w:val="20"/>
+        </w:rPr>
+        <w:t xml:space="preserve">Platzhalter – Ausbildung, Berufserfahrung, fachliche Qualifikation noch mit Alexander abzustimmen.</w:t>
+      </w:r>
+    </w:p>
+    <w:p>
+      <w:pPr>
+        <w:pStyle w:val="Heading2"/>
+        <w:spacing w:after="120" w:before="280"/>
+      </w:pPr>
+      <w:r>
+        <w:rPr>
+          <w:rFonts w:ascii="Calibri" w:cs="Calibri" w:eastAsia="Calibri" w:hAnsi="Calibri"/>
+          <w:b/>
+          <w:bCs/>
+        </w:rPr>
+        <w:t xml:space="preserve">Mindestanforderungen</w:t>
+      </w:r>
+    </w:p>
+    <w:p>
+      <w:pPr>
+        <w:spacing w:after="160"/>
+      </w:pPr>
+      <w:r>
+        <w:rPr>
+          <w:rFonts w:ascii="Calibri" w:cs="Calibri" w:eastAsia="Calibri" w:hAnsi="Calibri"/>
+          <w:i/>
+          <w:iCs/>
+          <w:color w:val="5C6169"/>
+          <w:sz w:val="20"/>
+          <w:szCs w:val="20"/>
+        </w:rPr>
+        <w:t xml:space="preserve">Platzhalter – Mindestvoraussetzungen (z. B. Kenntnisse, Zertifikate, Erfahrung) noch mit Alexander abzustimmen.</w:t>
+      </w:r>
+    </w:p>
+    <w:p>
+      <w:pPr>
+        <w:pStyle w:val="Heading2"/>
+        <w:spacing w:after="120" w:before="280"/>
+      </w:pPr>
+      <w:r>
+        <w:rPr>
+          <w:rFonts w:ascii="Calibri" w:cs="Calibri" w:eastAsia="Calibri" w:hAnsi="Calibri"/>
+          <w:b/>
+          <w:bCs/>
+        </w:rPr>
         <w:t xml:space="preserve">Noch offen / zu klären</w:t>
       </w:r>
     </w:p>
@@ -489,7 +549,7 @@
           <w:sz w:val="22"/>
           <w:szCs w:val="22"/>
         </w:rPr>
-        <w:t xml:space="preserve">Qualifikationsanforderungen, Berichtslinie (disziplinarisch), Stellvertretung der Rolle selbst</w:t>
+        <w:t xml:space="preserve">Qualifikation und Mindestanforderungen (siehe oben), Berichtslinie (disziplinarisch), Stellvertretung der Rolle selbst</w:t>
       </w:r>
     </w:p>
     <w:p>
